--- a/downloads/teacher/04 Units/Unit 04 - Environmental Design and Management - Spaces We Live In/Lesson 04.16 - Careers in Housing Interior Design and Sustainability.docx
+++ b/downloads/teacher/04 Units/Unit 04 - Environmental Design and Management - Spaces We Live In/Lesson 04.16 - Careers in Housing Interior Design and Sustainability.docx
@@ -310,23 +310,41 @@
       <w:r>
         <w:t xml:space="preserve">By the end of this lesson, students will be able to:</w:t>
       </w:r>
-      <w:r>
-        <w:t xml:space="preserve"> </w:t>
-      </w:r>
-      <w:r>
-        <w:t xml:space="preserve">1. (Low) Given the career cards, match thirteen housing, design, and sustainability careers to what each person does on a real project.</w:t>
-      </w:r>
-      <w:r>
-        <w:t xml:space="preserve"> </w:t>
-      </w:r>
-      <w:r>
-        <w:t xml:space="preserve">2. (Mid) For three careers, compare the education or training path, a typical day, and the pay range, and sort each path as college degree, apprenticeship or trade school, or license after experience.</w:t>
-      </w:r>
-      <w:r>
-        <w:t xml:space="preserve"> </w:t>
-      </w:r>
-      <w:r>
-        <w:t xml:space="preserve">3. (High) Rate their own fit for two careers on the</w:t>
+    </w:p>
+    <w:p>
+      <w:pPr>
+        <w:numPr>
+          <w:ilvl w:val="0"/>
+          <w:numId w:val="1002"/>
+        </w:numPr>
+        <w:pStyle w:val="Compact"/>
+      </w:pPr>
+      <w:r>
+        <w:t xml:space="preserve">(Low) Given the career cards, match thirteen housing, design, and sustainability careers to what each person does on a real project.</w:t>
+      </w:r>
+    </w:p>
+    <w:p>
+      <w:pPr>
+        <w:numPr>
+          <w:ilvl w:val="0"/>
+          <w:numId w:val="1002"/>
+        </w:numPr>
+        <w:pStyle w:val="Compact"/>
+      </w:pPr>
+      <w:r>
+        <w:t xml:space="preserve">(Mid) For three careers, compare the education or training path, a typical day, and the pay range, and sort each path as college degree, apprenticeship or trade school, or license after experience.</w:t>
+      </w:r>
+    </w:p>
+    <w:p>
+      <w:pPr>
+        <w:numPr>
+          <w:ilvl w:val="0"/>
+          <w:numId w:val="1002"/>
+        </w:numPr>
+        <w:pStyle w:val="Compact"/>
+      </w:pPr>
+      <w:r>
+        <w:t xml:space="preserve">(High) Rate their own fit for two careers on the</w:t>
       </w:r>
       <w:r>
         <w:t xml:space="preserve"> </w:t>
@@ -400,7 +418,7 @@
       <w:pPr>
         <w:numPr>
           <w:ilvl w:val="0"/>
-          <w:numId w:val="1002"/>
+          <w:numId w:val="1003"/>
         </w:numPr>
         <w:pStyle w:val="Compact"/>
       </w:pPr>
@@ -436,7 +454,7 @@
       <w:pPr>
         <w:numPr>
           <w:ilvl w:val="0"/>
-          <w:numId w:val="1002"/>
+          <w:numId w:val="1003"/>
         </w:numPr>
         <w:pStyle w:val="Compact"/>
       </w:pPr>
@@ -448,7 +466,7 @@
       <w:pPr>
         <w:numPr>
           <w:ilvl w:val="0"/>
-          <w:numId w:val="1002"/>
+          <w:numId w:val="1003"/>
         </w:numPr>
         <w:pStyle w:val="Compact"/>
       </w:pPr>
@@ -469,7 +487,7 @@
       <w:pPr>
         <w:numPr>
           <w:ilvl w:val="0"/>
-          <w:numId w:val="1002"/>
+          <w:numId w:val="1003"/>
         </w:numPr>
         <w:pStyle w:val="Compact"/>
       </w:pPr>
@@ -490,7 +508,7 @@
       <w:pPr>
         <w:numPr>
           <w:ilvl w:val="0"/>
-          <w:numId w:val="1002"/>
+          <w:numId w:val="1003"/>
         </w:numPr>
         <w:pStyle w:val="Compact"/>
       </w:pPr>
@@ -974,49 +992,85 @@
       <w:r>
         <w:t xml:space="preserve">Monitor understanding:</w:t>
       </w:r>
-      <w:r>
-        <w:t xml:space="preserve"> </w:t>
-      </w:r>
-      <w:r>
-        <w:t xml:space="preserve">- Who wires the outlet? Who checks that it was wired right? Are those the same person?</w:t>
-      </w:r>
-      <w:r>
-        <w:t xml:space="preserve"> </w:t>
-      </w:r>
-      <w:r>
-        <w:t xml:space="preserve">- Which three careers on the cards do not need a four-year degree? What do they need instead?</w:t>
-      </w:r>
-      <w:r>
-        <w:t xml:space="preserve"> </w:t>
-      </w:r>
-      <w:r>
-        <w:t xml:space="preserve">- What is an apprenticeship?</w:t>
-      </w:r>
-    </w:p>
-    <w:p>
-      <w:pPr>
-        <w:pStyle w:val="BodyText"/>
+    </w:p>
+    <w:p>
+      <w:pPr>
+        <w:numPr>
+          <w:ilvl w:val="0"/>
+          <w:numId w:val="1004"/>
+        </w:numPr>
+        <w:pStyle w:val="Compact"/>
+      </w:pPr>
+      <w:r>
+        <w:t xml:space="preserve">Who wires the outlet? Who checks that it was wired right? Are those the same person?</w:t>
+      </w:r>
+    </w:p>
+    <w:p>
+      <w:pPr>
+        <w:numPr>
+          <w:ilvl w:val="0"/>
+          <w:numId w:val="1004"/>
+        </w:numPr>
+        <w:pStyle w:val="Compact"/>
+      </w:pPr>
+      <w:r>
+        <w:t xml:space="preserve">Which three careers on the cards do not need a four-year degree? What do they need instead?</w:t>
+      </w:r>
+    </w:p>
+    <w:p>
+      <w:pPr>
+        <w:numPr>
+          <w:ilvl w:val="0"/>
+          <w:numId w:val="1004"/>
+        </w:numPr>
+        <w:pStyle w:val="Compact"/>
+      </w:pPr>
+      <w:r>
+        <w:t xml:space="preserve">What is an apprenticeship?</w:t>
+      </w:r>
+    </w:p>
+    <w:p>
+      <w:pPr>
+        <w:pStyle w:val="FirstParagraph"/>
       </w:pPr>
       <w:r>
         <w:t xml:space="preserve">Deepen learning:</w:t>
       </w:r>
-      <w:r>
-        <w:t xml:space="preserve"> </w:t>
-      </w:r>
-      <w:r>
-        <w:t xml:space="preserve">- The electrician’s median pay on the card is higher than the interior designer’s. Why do you think that surprises people?</w:t>
-      </w:r>
-      <w:r>
-        <w:t xml:space="preserve"> </w:t>
-      </w:r>
-      <w:r>
-        <w:t xml:space="preserve">- An energy auditor did not exist as a job fifty years ago. Which job on these cards might not exist in fifty years, and which new one might?</w:t>
-      </w:r>
-      <w:r>
-        <w:t xml:space="preserve"> </w:t>
-      </w:r>
-      <w:r>
-        <w:t xml:space="preserve">- Which part of Project 04 did you like most? Which card has the most of that?</w:t>
+    </w:p>
+    <w:p>
+      <w:pPr>
+        <w:numPr>
+          <w:ilvl w:val="0"/>
+          <w:numId w:val="1005"/>
+        </w:numPr>
+        <w:pStyle w:val="Compact"/>
+      </w:pPr>
+      <w:r>
+        <w:t xml:space="preserve">The electrician’s median pay on the card is higher than the interior designer’s. Why do you think that surprises people?</w:t>
+      </w:r>
+    </w:p>
+    <w:p>
+      <w:pPr>
+        <w:numPr>
+          <w:ilvl w:val="0"/>
+          <w:numId w:val="1005"/>
+        </w:numPr>
+        <w:pStyle w:val="Compact"/>
+      </w:pPr>
+      <w:r>
+        <w:t xml:space="preserve">An energy auditor did not exist as a job fifty years ago. Which job on these cards might not exist in fifty years, and which new one might?</w:t>
+      </w:r>
+    </w:p>
+    <w:p>
+      <w:pPr>
+        <w:numPr>
+          <w:ilvl w:val="0"/>
+          <w:numId w:val="1005"/>
+        </w:numPr>
+        <w:pStyle w:val="Compact"/>
+      </w:pPr>
+      <w:r>
+        <w:t xml:space="preserve">Which part of Project 04 did you like most? Which card has the most of that?</w:t>
       </w:r>
     </w:p>
     <w:p>
@@ -1161,7 +1215,7 @@
       <w:pPr>
         <w:numPr>
           <w:ilvl w:val="0"/>
-          <w:numId w:val="1003"/>
+          <w:numId w:val="1006"/>
         </w:numPr>
         <w:pStyle w:val="Compact"/>
       </w:pPr>
@@ -1223,7 +1277,7 @@
       <w:pPr>
         <w:numPr>
           <w:ilvl w:val="0"/>
-          <w:numId w:val="1003"/>
+          <w:numId w:val="1006"/>
         </w:numPr>
         <w:pStyle w:val="Compact"/>
       </w:pPr>
@@ -1235,7 +1289,7 @@
       <w:pPr>
         <w:numPr>
           <w:ilvl w:val="0"/>
-          <w:numId w:val="1003"/>
+          <w:numId w:val="1006"/>
         </w:numPr>
         <w:pStyle w:val="Compact"/>
       </w:pPr>
@@ -1247,7 +1301,7 @@
       <w:pPr>
         <w:numPr>
           <w:ilvl w:val="0"/>
-          <w:numId w:val="1003"/>
+          <w:numId w:val="1006"/>
         </w:numPr>
         <w:pStyle w:val="Compact"/>
       </w:pPr>
@@ -1274,7 +1328,7 @@
       <w:pPr>
         <w:numPr>
           <w:ilvl w:val="0"/>
-          <w:numId w:val="1003"/>
+          <w:numId w:val="1006"/>
         </w:numPr>
         <w:pStyle w:val="Compact"/>
       </w:pPr>
@@ -1286,7 +1340,7 @@
       <w:pPr>
         <w:numPr>
           <w:ilvl w:val="0"/>
-          <w:numId w:val="1003"/>
+          <w:numId w:val="1006"/>
         </w:numPr>
         <w:pStyle w:val="Compact"/>
       </w:pPr>
@@ -1593,7 +1647,7 @@
       <w:pPr>
         <w:numPr>
           <w:ilvl w:val="0"/>
-          <w:numId w:val="1004"/>
+          <w:numId w:val="1007"/>
         </w:numPr>
         <w:pStyle w:val="Compact"/>
       </w:pPr>
@@ -1617,7 +1671,7 @@
       <w:pPr>
         <w:numPr>
           <w:ilvl w:val="0"/>
-          <w:numId w:val="1004"/>
+          <w:numId w:val="1007"/>
         </w:numPr>
         <w:pStyle w:val="Compact"/>
       </w:pPr>
@@ -1629,7 +1683,7 @@
       <w:pPr>
         <w:numPr>
           <w:ilvl w:val="0"/>
-          <w:numId w:val="1004"/>
+          <w:numId w:val="1007"/>
         </w:numPr>
         <w:pStyle w:val="Compact"/>
       </w:pPr>
@@ -1641,7 +1695,7 @@
       <w:pPr>
         <w:numPr>
           <w:ilvl w:val="0"/>
-          <w:numId w:val="1004"/>
+          <w:numId w:val="1007"/>
         </w:numPr>
         <w:pStyle w:val="Compact"/>
       </w:pPr>
@@ -1662,7 +1716,7 @@
       <w:pPr>
         <w:numPr>
           <w:ilvl w:val="0"/>
-          <w:numId w:val="1004"/>
+          <w:numId w:val="1007"/>
         </w:numPr>
         <w:pStyle w:val="Compact"/>
       </w:pPr>
@@ -1695,7 +1749,7 @@
       <w:pPr>
         <w:numPr>
           <w:ilvl w:val="0"/>
-          <w:numId w:val="1004"/>
+          <w:numId w:val="1007"/>
         </w:numPr>
         <w:pStyle w:val="Compact"/>
       </w:pPr>
@@ -1719,7 +1773,7 @@
       <w:pPr>
         <w:numPr>
           <w:ilvl w:val="0"/>
-          <w:numId w:val="1004"/>
+          <w:numId w:val="1007"/>
         </w:numPr>
         <w:pStyle w:val="Compact"/>
       </w:pPr>
@@ -1743,7 +1797,7 @@
       <w:pPr>
         <w:numPr>
           <w:ilvl w:val="0"/>
-          <w:numId w:val="1004"/>
+          <w:numId w:val="1007"/>
         </w:numPr>
         <w:pStyle w:val="Compact"/>
       </w:pPr>
@@ -1770,7 +1824,7 @@
       <w:pPr>
         <w:numPr>
           <w:ilvl w:val="0"/>
-          <w:numId w:val="1004"/>
+          <w:numId w:val="1007"/>
         </w:numPr>
         <w:pStyle w:val="Compact"/>
       </w:pPr>
@@ -1822,7 +1876,7 @@
       <w:pPr>
         <w:numPr>
           <w:ilvl w:val="0"/>
-          <w:numId w:val="1005"/>
+          <w:numId w:val="1008"/>
         </w:numPr>
         <w:pStyle w:val="Compact"/>
       </w:pPr>
@@ -1834,7 +1888,7 @@
       <w:pPr>
         <w:numPr>
           <w:ilvl w:val="0"/>
-          <w:numId w:val="1005"/>
+          <w:numId w:val="1008"/>
         </w:numPr>
         <w:pStyle w:val="Compact"/>
       </w:pPr>
@@ -1846,7 +1900,7 @@
       <w:pPr>
         <w:numPr>
           <w:ilvl w:val="0"/>
-          <w:numId w:val="1005"/>
+          <w:numId w:val="1008"/>
         </w:numPr>
         <w:pStyle w:val="Compact"/>
       </w:pPr>
@@ -1894,7 +1948,7 @@
       <w:pPr>
         <w:numPr>
           <w:ilvl w:val="0"/>
-          <w:numId w:val="1005"/>
+          <w:numId w:val="1008"/>
         </w:numPr>
         <w:pStyle w:val="Compact"/>
       </w:pPr>
@@ -1942,7 +1996,7 @@
       <w:pPr>
         <w:numPr>
           <w:ilvl w:val="0"/>
-          <w:numId w:val="1005"/>
+          <w:numId w:val="1008"/>
         </w:numPr>
         <w:pStyle w:val="Compact"/>
       </w:pPr>
@@ -1954,7 +2008,7 @@
       <w:pPr>
         <w:numPr>
           <w:ilvl w:val="0"/>
-          <w:numId w:val="1005"/>
+          <w:numId w:val="1008"/>
         </w:numPr>
         <w:pStyle w:val="Compact"/>
       </w:pPr>
@@ -1969,7 +2023,7 @@
       <w:pPr>
         <w:numPr>
           <w:ilvl w:val="0"/>
-          <w:numId w:val="1005"/>
+          <w:numId w:val="1008"/>
         </w:numPr>
         <w:pStyle w:val="Compact"/>
       </w:pPr>
@@ -2262,6 +2316,118 @@
       </w:pPr>
     </w:lvl>
   </w:abstractNum>
+  <w:abstractNum w:abstractNumId="99411">
+    <w:nsid w:val="71315dca"/>
+    <w:multiLevelType w:val="multilevel"/>
+    <w:lvl w:ilvl="0">
+      <w:start w:val="1"/>
+      <w:numFmt w:val="decimal"/>
+      <w:lvlText w:val="%1."/>
+      <w:lvlJc w:val="left"/>
+      <w:pPr>
+        <w:tabs>
+          <w:tab w:val="num" w:pos="0"/>
+        </w:tabs>
+        <w:ind w:left="480" w:hanging="480"/>
+      </w:pPr>
+    </w:lvl>
+    <w:lvl w:ilvl="1">
+      <w:start w:val="1"/>
+      <w:numFmt w:val="decimal"/>
+      <w:lvlText w:val="%2."/>
+      <w:lvlJc w:val="left"/>
+      <w:pPr>
+        <w:tabs>
+          <w:tab w:val="num" w:pos="720"/>
+        </w:tabs>
+        <w:ind w:left="1200" w:hanging="480"/>
+      </w:pPr>
+    </w:lvl>
+    <w:lvl w:ilvl="2">
+      <w:start w:val="1"/>
+      <w:numFmt w:val="decimal"/>
+      <w:lvlText w:val="%3."/>
+      <w:lvlJc w:val="left"/>
+      <w:pPr>
+        <w:tabs>
+          <w:tab w:val="num" w:pos="1440"/>
+        </w:tabs>
+        <w:ind w:left="1920" w:hanging="480"/>
+      </w:pPr>
+    </w:lvl>
+    <w:lvl w:ilvl="3">
+      <w:start w:val="1"/>
+      <w:numFmt w:val="decimal"/>
+      <w:lvlText w:val="%4."/>
+      <w:lvlJc w:val="left"/>
+      <w:pPr>
+        <w:tabs>
+          <w:tab w:val="num" w:pos="2160"/>
+        </w:tabs>
+        <w:ind w:left="2640" w:hanging="480"/>
+      </w:pPr>
+    </w:lvl>
+    <w:lvl w:ilvl="4">
+      <w:start w:val="1"/>
+      <w:numFmt w:val="decimal"/>
+      <w:lvlText w:val="%5."/>
+      <w:lvlJc w:val="left"/>
+      <w:pPr>
+        <w:tabs>
+          <w:tab w:val="num" w:pos="2880"/>
+        </w:tabs>
+        <w:ind w:left="3360" w:hanging="480"/>
+      </w:pPr>
+    </w:lvl>
+    <w:lvl w:ilvl="5">
+      <w:start w:val="1"/>
+      <w:numFmt w:val="decimal"/>
+      <w:lvlText w:val="%6."/>
+      <w:lvlJc w:val="left"/>
+      <w:pPr>
+        <w:tabs>
+          <w:tab w:val="num" w:pos="3600"/>
+        </w:tabs>
+        <w:ind w:left="4080" w:hanging="480"/>
+      </w:pPr>
+    </w:lvl>
+    <w:lvl w:ilvl="6">
+      <w:start w:val="1"/>
+      <w:numFmt w:val="decimal"/>
+      <w:lvlText w:val="%7."/>
+      <w:lvlJc w:val="left"/>
+      <w:pPr>
+        <w:tabs>
+          <w:tab w:val="num" w:pos="4320"/>
+        </w:tabs>
+        <w:ind w:left="4800" w:hanging="480"/>
+      </w:pPr>
+    </w:lvl>
+    <w:lvl w:ilvl="7">
+      <w:start w:val="1"/>
+      <w:numFmt w:val="decimal"/>
+      <w:lvlText w:val="%8."/>
+      <w:lvlJc w:val="left"/>
+      <w:pPr>
+        <w:tabs>
+          <w:tab w:val="num" w:pos="5040"/>
+        </w:tabs>
+        <w:ind w:left="5520" w:hanging="480"/>
+      </w:pPr>
+    </w:lvl>
+    <w:lvl w:ilvl="8">
+      <w:start w:val="1"/>
+      <w:numFmt w:val="decimal"/>
+      <w:lvlText w:val="%9."/>
+      <w:lvlJc w:val="left"/>
+      <w:pPr>
+        <w:tabs>
+          <w:tab w:val="num" w:pos="5760"/>
+        </w:tabs>
+        <w:ind w:left="6240" w:hanging="480"/>
+      </w:pPr>
+    </w:lvl>
+  </w:abstractNum>
   <w:num w:numId="1000">
     <w:abstractNumId w:val="990"/>
   </w:num>
@@ -2269,7 +2435,34 @@
     <w:abstractNumId w:val="991"/>
   </w:num>
   <w:num w:numId="1002">
-    <w:abstractNumId w:val="991"/>
+    <w:abstractNumId w:val="99411"/>
+    <w:lvlOverride w:ilvl="0">
+      <w:startOverride w:val="1"/>
+    </w:lvlOverride>
+    <w:lvlOverride w:ilvl="1">
+      <w:startOverride w:val="1"/>
+    </w:lvlOverride>
+    <w:lvlOverride w:ilvl="2">
+      <w:startOverride w:val="1"/>
+    </w:lvlOverride>
+    <w:lvlOverride w:ilvl="3">
+      <w:startOverride w:val="1"/>
+    </w:lvlOverride>
+    <w:lvlOverride w:ilvl="4">
+      <w:startOverride w:val="1"/>
+    </w:lvlOverride>
+    <w:lvlOverride w:ilvl="5">
+      <w:startOverride w:val="1"/>
+    </w:lvlOverride>
+    <w:lvlOverride w:ilvl="6">
+      <w:startOverride w:val="1"/>
+    </w:lvlOverride>
+    <w:lvlOverride w:ilvl="7">
+      <w:startOverride w:val="1"/>
+    </w:lvlOverride>
+    <w:lvlOverride w:ilvl="8">
+      <w:startOverride w:val="1"/>
+    </w:lvlOverride>
   </w:num>
   <w:num w:numId="1003">
     <w:abstractNumId w:val="991"/>
@@ -2278,6 +2471,15 @@
     <w:abstractNumId w:val="991"/>
   </w:num>
   <w:num w:numId="1005">
+    <w:abstractNumId w:val="991"/>
+  </w:num>
+  <w:num w:numId="1006">
+    <w:abstractNumId w:val="991"/>
+  </w:num>
+  <w:num w:numId="1007">
+    <w:abstractNumId w:val="991"/>
+  </w:num>
+  <w:num w:numId="1008">
     <w:abstractNumId w:val="991"/>
   </w:num>
 </w:numbering>

--- a/downloads/teacher/04 Units/Unit 04 - Environmental Design and Management - Spaces We Live In/Lesson 04.16 - Careers in Housing Interior Design and Sustainability.docx
+++ b/downloads/teacher/04 Units/Unit 04 - Environmental Design and Management - Spaces We Live In/Lesson 04.16 - Careers in Housing Interior Design and Sustainability.docx
@@ -494,15 +494,6 @@
       <w:r>
         <w:t xml:space="preserve">Optional: a guest for ten minutes (a contractor, electrician, real estate agent, or the school’s facilities manager)</w:t>
       </w:r>
-      <w:r>
-        <w:t xml:space="preserve"> </w:t>
-      </w:r>
-      <w:r>
-        <w:rPr>
-          <w:rStyle w:val="TeacherNote"/>
-        </w:rPr>
-        <w:t xml:space="preserve">[Sal: the state’s illustrative activity for this module compares research to a guest speaker; if you get a guest, have students write two questions the day before]</w:t>
-      </w:r>
     </w:p>
     <w:p>
       <w:pPr>
@@ -513,16 +504,7 @@
         <w:pStyle w:val="Compact"/>
       </w:pPr>
       <w:r>
-        <w:t xml:space="preserve">Setup notes: cut the card sets the day before. Print the pay ranges as they are on the cards and say in class that they are marked</w:t>
-      </w:r>
-      <w:r>
-        <w:t xml:space="preserve"> </w:t>
-      </w:r>
-      <w:r>
-        <w:rPr>
-          <w:rStyle w:val="TeacherNote"/>
-        </w:rPr>
-        <w:t xml:space="preserve">[update]; the numbers move every year. [Sal: pull the current median from the Bureau of Labor Statistics Occupational Outlook Handbook (bls.gov/ooh) before you teach this; the cards say where each number came from.]</w:t>
+        <w:t xml:space="preserve">Setup notes: cut the card sets the day before. Print the pay ranges as they are on the cards and say in class that the numbers move every year.</w:t>
       </w:r>
     </w:p>
     <w:p>
@@ -932,22 +914,7 @@
               <w:t xml:space="preserve"> </w:t>
             </w:r>
             <w:r>
-              <w:t xml:space="preserve">Take three predictions out loud and push each one to name its fact and its technology, not a gadget. Say the career link in one sentence: every prediction on the board is somebody’s job in ten years, which is why the electrician card and the energy auditor card are on the table. Last 2 minutes, slide 13: four students say a career and their evidence, then the bridge, the CTE programs at</w:t>
-            </w:r>
-            <w:r>
-              <w:t xml:space="preserve"> </w:t>
-            </w:r>
-            <w:r>
-              <w:rPr>
-                <w:rStyle w:val="TeacherNote"/>
-              </w:rPr>
-              <w:t xml:space="preserve">[Sal: the local BOCES or your school’s high school partner or feeder district]</w:t>
-            </w:r>
-            <w:r>
-              <w:t xml:space="preserve"> </w:t>
-            </w:r>
-            <w:r>
-              <w:t xml:space="preserve">that lead to these trades, and that a student who can draw a plan to scale, price a room, and pitch it has already done the first week of every one of these jobs.</w:t>
+              <w:t xml:space="preserve">Take three predictions out loud and push each one to name its fact and its technology, not a gadget. Say the career link in one sentence: every prediction on the board is somebody’s job in ten years, which is why the electrician card and the energy auditor card are on the table. Last 2 minutes, slide 13: four students say a career and their evidence, then the bridge, the CTE programs that lead to these trades, and that a student who can draw a plan to scale, price a room, and pitch it has already done the first week of every one of these jobs.</w:t>
             </w:r>
           </w:p>
         </w:tc>
@@ -1306,22 +1273,7 @@
         <w:pStyle w:val="Compact"/>
       </w:pPr>
       <w:r>
-        <w:t xml:space="preserve">Grade 8 stretch: for one career, find the current median pay and the projected job growth on bls.gov/ooh (if a device is available) and correct the card’s</w:t>
-      </w:r>
-      <w:r>
-        <w:t xml:space="preserve"> </w:t>
-      </w:r>
-      <w:r>
-        <w:rPr>
-          <w:rStyle w:val="TeacherNote"/>
-        </w:rPr>
-        <w:t xml:space="preserve">[update]</w:t>
-      </w:r>
-      <w:r>
-        <w:t xml:space="preserve"> </w:t>
-      </w:r>
-      <w:r>
-        <w:t xml:space="preserve">number; write two questions for a guest speaker that research alone could not answer, as the state’s illustrative activity asks. On Part 4, name which of the thirteen careers gains work from their prediction and which loses it, and say why.</w:t>
+        <w:t xml:space="preserve">Grade 8 stretch: for one career, find the current median pay and the projected job growth on bls.gov/ooh (if a device is available) and correct the card’s number; write two questions for a guest speaker that research alone could not answer, as the state’s illustrative activity asks. On Part 4, name which of the thirteen careers gains work from their prediction and which loses it, and say why.</w:t>
       </w:r>
     </w:p>
     <w:p>
@@ -1615,22 +1567,7 @@
         <w:pStyle w:val="FirstParagraph"/>
       </w:pPr>
       <w:r>
-        <w:t xml:space="preserve">Guidance or the school counselor: the self-check feeds the NYS Career Plan that guidance keeps; share the exit lines. The local BOCES or your school’s CTE partner: a five-minute video or a visit from a current CTE student in electrical, plumbing, or HVAC is worth more than the pay slide</w:t>
-      </w:r>
-      <w:r>
-        <w:t xml:space="preserve"> </w:t>
-      </w:r>
-      <w:r>
-        <w:rPr>
-          <w:rStyle w:val="TeacherNote"/>
-        </w:rPr>
-        <w:t xml:space="preserve">[Sal: name the program].</w:t>
-      </w:r>
-      <w:r>
-        <w:t xml:space="preserve"> </w:t>
-      </w:r>
-      <w:r>
-        <w:t xml:space="preserve">Unit 7 (careers and the resume) picks these cards back up.</w:t>
+        <w:t xml:space="preserve">Guidance or the school counselor: the self-check feeds the NYS Career Plan that guidance keeps; share the exit lines. The local BOCES or your school’s CTE partner: a five-minute video or a visit from a current CTE student in electrical, plumbing, or HVAC is worth more than the pay slide. Unit 7 (careers and the resume) picks these cards back up.</w:t>
       </w:r>
     </w:p>
     <w:p>
@@ -1702,15 +1639,6 @@
       <w:r>
         <w:t xml:space="preserve">Demographic facts on slide 12: U.S. Census Bureau, population projections by age and the historical series on average household size (census.gov). Both are stated on the slide as a direction, not as a figure, so nothing on the slide goes stale.</w:t>
       </w:r>
-      <w:r>
-        <w:t xml:space="preserve"> </w:t>
-      </w:r>
-      <w:r>
-        <w:rPr>
-          <w:rStyle w:val="TeacherNote"/>
-        </w:rPr>
-        <w:t xml:space="preserve">[Sal: if you want the actual numbers on the slide instead of the direction, pull them from census.gov the week you teach it and print the year next to each, the same rule the Lesson 5.14 fact table uses.]</w:t>
-      </w:r>
     </w:p>
     <w:p>
       <w:pPr>
@@ -1735,15 +1663,6 @@
       <w:r>
         <w:t xml:space="preserve">, section 2.</w:t>
       </w:r>
-      <w:r>
-        <w:t xml:space="preserve"> </w:t>
-      </w:r>
-      <w:r>
-        <w:rPr>
-          <w:rStyle w:val="TeacherNote"/>
-        </w:rPr>
-        <w:t xml:space="preserve">[Sal: confirm against the NYSED PDF.]</w:t>
-      </w:r>
     </w:p>
     <w:p>
       <w:pPr>
@@ -1802,22 +1721,7 @@
         <w:pStyle w:val="Compact"/>
       </w:pPr>
       <w:r>
-        <w:t xml:space="preserve">Pay ranges and education paths: U.S. Bureau of Labor Statistics, Occupational Outlook Handbook (bls.gov/ooh), entries for architects, interior designers, construction managers, electricians, plumbers, heating and air conditioning mechanics and installers, real estate brokers and sales agents, property managers, construction and building inspectors, landscape architects, woodworkers. Energy auditor and sustainability consultant figures are estimates from job listings; all are marked</w:t>
-      </w:r>
-      <w:r>
-        <w:t xml:space="preserve"> </w:t>
-      </w:r>
-      <w:r>
-        <w:rPr>
-          <w:rStyle w:val="TeacherNote"/>
-        </w:rPr>
-        <w:t xml:space="preserve">[update]</w:t>
-      </w:r>
-      <w:r>
-        <w:t xml:space="preserve"> </w:t>
-      </w:r>
-      <w:r>
-        <w:t xml:space="preserve">on the cards.</w:t>
+        <w:t xml:space="preserve">Pay ranges and education paths: U.S. Bureau of Labor Statistics, Occupational Outlook Handbook (bls.gov/ooh), entries for architects, interior designers, construction managers, electricians, plumbers, heating and air conditioning mechanics and installers, real estate brokers and sales agents, property managers, construction and building inspectors, landscape architects, woodworkers. Energy auditor and sustainability consultant figures are estimates from job listings; all are to be refreshed before teaching on the cards.</w:t>
       </w:r>
     </w:p>
     <w:p>
@@ -1829,37 +1733,7 @@
         <w:pStyle w:val="Compact"/>
       </w:pPr>
       <w:r>
-        <w:t xml:space="preserve">Sal’s own materials:</w:t>
-      </w:r>
-      <w:r>
-        <w:t xml:space="preserve"> </w:t>
-      </w:r>
-      <w:r>
-        <w:rPr>
-          <w:rStyle w:val="VerbatimChar"/>
-        </w:rPr>
-        <w:t xml:space="preserve">education_teachingwork_design_through_the_decades_2026_04.docx</w:t>
-      </w:r>
-      <w:r>
-        <w:t xml:space="preserve"> </w:t>
-      </w:r>
-      <w:r>
-        <w:t xml:space="preserve">and</w:t>
-      </w:r>
-      <w:r>
-        <w:t xml:space="preserve"> </w:t>
-      </w:r>
-      <w:r>
-        <w:rPr>
-          <w:rStyle w:val="VerbatimChar"/>
-        </w:rPr>
-        <w:t xml:space="preserve">education_teachingwork_sustainable_style_2026_04.docx</w:t>
-      </w:r>
-      <w:r>
-        <w:t xml:space="preserve"> </w:t>
-      </w:r>
-      <w:r>
-        <w:t xml:space="preserve">(the designer and sustainability roles named in those packets).</w:t>
+        <w:t xml:space="preserve">My own materials: and (the designer and sustainability roles named in those packets).</w:t>
       </w:r>
     </w:p>
     <w:p>
@@ -2002,21 +1876,6 @@
       </w:pPr>
       <w:r>
         <w:t xml:space="preserve">Common mistake: the home inspector and the contractor get confused. The contractor builds; the inspector checks the builder and works for the buyer or the town, not the builder.</w:t>
-      </w:r>
-    </w:p>
-    <w:p>
-      <w:pPr>
-        <w:numPr>
-          <w:ilvl w:val="0"/>
-          <w:numId w:val="1008"/>
-        </w:numPr>
-        <w:pStyle w:val="Compact"/>
-      </w:pPr>
-      <w:r>
-        <w:rPr>
-          <w:rStyle w:val="TeacherNote"/>
-        </w:rPr>
-        <w:t xml:space="preserve">[Sal: your own path, business degree to MBA to Oracle to fitness to a classroom, is proof that a path bends. Two sentences on that at Step 4 will land.]</w:t>
       </w:r>
     </w:p>
     <w:p>
